--- a/backend/uploads/peticoes/202604054429970/peticao_inicial_202604054429970.docx
+++ b/backend/uploads/peticoes/202604054429970/peticao_inicial_202604054429970.docx
@@ -206,6 +206,7 @@
         </w:rPr>
         <w:t xml:space="preserve"> [PREENCHER]</w:t>
       </w:r>
+      <w:proofErr w:type="spellStart"/>
       <w:r>
         <w:rPr>
           <w:rFonts w:ascii="Arial" w:hAnsi="Arial" w:cs="Arial"/>
@@ -214,24 +215,7 @@
         </w:rPr>
         <w:t/>
       </w:r>
-      <w:proofErr w:type="spellStart"/>
-      <w:r>
-        <w:rPr>
-          <w:rFonts w:ascii="Arial" w:hAnsi="Arial" w:cs="Arial"/>
-          <w:sz w:val="24"/>
-          <w:szCs w:val="24"/>
-        </w:rPr>
-        <w:t/>
-      </w:r>
       <w:proofErr w:type="spellEnd"/>
-      <w:r>
-        <w:rPr>
-          <w:rFonts w:ascii="Arial" w:hAnsi="Arial" w:cs="Arial"/>
-          <w:sz w:val="24"/>
-          <w:szCs w:val="24"/>
-        </w:rPr>
-        <w:t/>
-      </w:r>
       <w:r>
         <w:rPr>
           <w:rFonts w:ascii="Arial" w:hAnsi="Arial" w:cs="Arial"/>
@@ -462,7 +446,25 @@
           <w:sz w:val="24"/>
           <w:szCs w:val="24"/>
         </w:rPr>
-        <w:t xml:space="preserve">, inscrita no RG sob o n. </w:t>
+        <w:t xml:space="preserve">, </w:t>
+      </w:r>
+      <w:proofErr w:type="spellStart"/>
+      <w:r>
+        <w:rPr>
+          <w:rFonts w:ascii="Arial" w:hAnsi="Arial" w:cs="Arial"/>
+          <w:sz w:val="24"/>
+          <w:szCs w:val="24"/>
+        </w:rPr>
+        <w:t>inscrita</w:t>
+      </w:r>
+      <w:proofErr w:type="spellEnd"/>
+      <w:r>
+        <w:rPr>
+          <w:rFonts w:ascii="Arial" w:hAnsi="Arial" w:cs="Arial"/>
+          <w:sz w:val="24"/>
+          <w:szCs w:val="24"/>
+        </w:rPr>
+        <w:t xml:space="preserve"> no RG sob o n. </w:t>
       </w:r>
       <w:r>
         <w:rPr>
@@ -861,8 +863,9 @@
           <w:sz w:val="24"/>
           <w:szCs w:val="24"/>
         </w:rPr>
-        <w:t xml:space="preserve"> e werttre, RG: </w:t>
-      </w:r>
+        <w:t xml:space="preserve"> e werttre</w:t>
+      </w:r>
+      <w:proofErr w:type="spellStart"/>
       <w:r>
         <w:rPr>
           <w:rFonts w:ascii="Arial" w:hAnsi="Arial" w:cs="Arial"/>
@@ -871,6 +874,23 @@
         </w:rPr>
         <w:t/>
       </w:r>
+      <w:proofErr w:type="spellEnd"/>
+      <w:r>
+        <w:rPr>
+          <w:rFonts w:ascii="Arial" w:hAnsi="Arial" w:cs="Arial"/>
+          <w:sz w:val="24"/>
+          <w:szCs w:val="24"/>
+        </w:rPr>
+        <w:t xml:space="preserve">, RG: </w:t>
+      </w:r>
+      <w:r>
+        <w:rPr>
+          <w:rFonts w:ascii="Arial" w:hAnsi="Arial" w:cs="Arial"/>
+          <w:sz w:val="24"/>
+          <w:szCs w:val="24"/>
+        </w:rPr>
+        <w:t/>
+      </w:r>
       <w:proofErr w:type="spellStart"/>
       <w:r>
         <w:rPr>
@@ -895,7 +915,43 @@
           <w:sz w:val="24"/>
           <w:szCs w:val="24"/>
         </w:rPr>
-        <w:t xml:space="preserve">, , CPF: 58083867055 || </w:t>
+        <w:t xml:space="preserve">, </w:t>
+      </w:r>
+      <w:proofErr w:type="spellStart"/>
+      <w:r>
+        <w:rPr>
+          <w:rFonts w:ascii="Arial" w:hAnsi="Arial" w:cs="Arial"/>
+          <w:sz w:val="24"/>
+          <w:szCs w:val="24"/>
+        </w:rPr>
+        <w:t/>
+      </w:r>
+      <w:proofErr w:type="spellEnd"/>
+      <w:r>
+        <w:rPr>
+          <w:rFonts w:ascii="Arial" w:hAnsi="Arial" w:cs="Arial"/>
+          <w:sz w:val="24"/>
+          <w:szCs w:val="24"/>
+        </w:rPr>
+        <w:t xml:space="preserve">, CPF: 58083867055</w:t>
+      </w:r>
+      <w:proofErr w:type="spellStart"/>
+      <w:r>
+        <w:rPr>
+          <w:rFonts w:ascii="Arial" w:hAnsi="Arial" w:cs="Arial"/>
+          <w:sz w:val="24"/>
+          <w:szCs w:val="24"/>
+        </w:rPr>
+        <w:t/>
+      </w:r>
+      <w:proofErr w:type="spellEnd"/>
+      <w:r>
+        <w:rPr>
+          <w:rFonts w:ascii="Arial" w:hAnsi="Arial" w:cs="Arial"/>
+          <w:sz w:val="24"/>
+          <w:szCs w:val="24"/>
+        </w:rPr>
+        <w:t xml:space="preserve"> || </w:t>
       </w:r>
       <w:r>
         <w:rPr>
@@ -1163,7 +1219,7 @@
         </w:rPr>
         <w:t/>
       </w:r>
-      <w:proofErr w:type="gramStart"/>
+      <w:proofErr w:type="spellEnd"/>
       <w:r>
         <w:rPr>
           <w:rFonts w:ascii="Arial" w:hAnsi="Arial" w:cs="Arial"/>
@@ -1173,9 +1229,9 @@
           <w:sz w:val="24"/>
           <w:szCs w:val="24"/>
         </w:rPr>
-        <w:t/>
-      </w:r>
-      <w:proofErr w:type="spellEnd"/>
+        <w:t xml:space="preserve">% do </w:t>
+      </w:r>
+      <w:proofErr w:type="spellStart"/>
       <w:r>
         <w:rPr>
           <w:rFonts w:ascii="Arial" w:hAnsi="Arial" w:cs="Arial"/>
@@ -1185,9 +1241,9 @@
           <w:sz w:val="24"/>
           <w:szCs w:val="24"/>
         </w:rPr>
-        <w:t xml:space="preserve">%</w:t>
-      </w:r>
-      <w:proofErr w:type="gramEnd"/>
+        <w:t>salário</w:t>
+      </w:r>
+      <w:proofErr w:type="spellEnd"/>
       <w:r>
         <w:rPr>
           <w:rFonts w:ascii="Arial" w:hAnsi="Arial" w:cs="Arial"/>
@@ -1197,7 +1253,7 @@
           <w:sz w:val="24"/>
           <w:szCs w:val="24"/>
         </w:rPr>
-        <w:t xml:space="preserve"> do </w:t>
+        <w:t xml:space="preserve"> </w:t>
       </w:r>
       <w:proofErr w:type="spellStart"/>
       <w:r>
@@ -1209,7 +1265,7 @@
           <w:sz w:val="24"/>
           <w:szCs w:val="24"/>
         </w:rPr>
-        <w:t>salário</w:t>
+        <w:t>mínimo</w:t>
       </w:r>
       <w:proofErr w:type="spellEnd"/>
       <w:r>
@@ -1233,7 +1289,7 @@
           <w:sz w:val="24"/>
           <w:szCs w:val="24"/>
         </w:rPr>
-        <w:t>mínimo</w:t>
+        <w:t>vigente</w:t>
       </w:r>
       <w:proofErr w:type="spellEnd"/>
       <w:r>
@@ -1245,7 +1301,7 @@
           <w:sz w:val="24"/>
           <w:szCs w:val="24"/>
         </w:rPr>
-        <w:t xml:space="preserve"> vigente,</w:t>
+        <w:t>,</w:t>
       </w:r>
       <w:r>
         <w:rPr>
@@ -2380,7 +2436,7 @@
           <w:sz w:val="24"/>
           <w:szCs w:val="24"/>
         </w:rPr>
-        <w:t xml:space="preserve">5 de abril de 2026</w:t>
+        <w:t xml:space="preserve">6 de abril de 2026</w:t>
       </w:r>
       <w:proofErr w:type="spellStart"/>
       <w:r>
